--- a/docs/Guia_Pruebas_Manuales.docx
+++ b/docs/Guia_Pruebas_Manuales.docx
@@ -5689,7 +5689,7 @@
         <w:t>Resultado esperado:</w:t>
       </w:r>
       <w:r>
-        <w:t xml:space="preserve"> 14 archivos y 154 pruebas superadas. Para depurar el código de la web use </w:t>
+        <w:t xml:space="preserve"> 16 archivos y 181 pruebas superadas. Para depurar el código de la web use </w:t>
       </w:r>
       <w:r>
         <w:rPr>
@@ -13447,59 +13447,59 @@
                 <w:b/>
                 <w:sz w:val="20"/>
               </w:rPr>
-              <w:t>Clientes → Nuevo cliente</w:t>
-            </w:r>
-            <w:r>
-              <w:rPr>
-                <w:sz w:val="20"/>
-              </w:rPr>
-              <w:t xml:space="preserve">: código </w:t>
+              <w:t xml:space="preserve">Clientes → Nuevo cliente</w:t>
+            </w:r>
+            <w:r>
+              <w:rPr>
+                <w:sz w:val="20"/>
+              </w:rPr>
+              <w:t xml:space="preserve">: ver que el </w:t>
+            </w:r>
+            <w:r>
+              <w:rPr>
+                <w:b/>
+                <w:sz w:val="20"/>
+              </w:rPr>
+              <w:t xml:space="preserve">Código</w:t>
+            </w:r>
+            <w:r>
+              <w:rPr>
+                <w:sz w:val="20"/>
+              </w:rPr>
+              <w:t xml:space="preserve"> está vacío y no se puede escribir («Se genera al guardar»); tipo </w:t>
+            </w:r>
+            <w:r>
+              <w:rPr>
+                <w:b/>
+                <w:sz w:val="20"/>
+              </w:rPr>
+              <w:t xml:space="preserve">DNI</w:t>
+            </w:r>
+            <w:r>
+              <w:rPr>
+                <w:sz w:val="20"/>
+              </w:rPr>
+              <w:t xml:space="preserve">, número </w:t>
             </w:r>
             <w:r>
               <w:rPr>
                 <w:rFonts w:ascii="Consolas" w:eastAsia="Consolas" w:hAnsi="Consolas"/>
                 <w:sz w:val="18"/>
               </w:rPr>
-              <w:t>CLI-900</w:t>
-            </w:r>
-            <w:r>
-              <w:rPr>
-                <w:sz w:val="20"/>
-              </w:rPr>
-              <w:t xml:space="preserve">, tipo </w:t>
+              <w:t xml:space="preserve">12345678</w:t>
+            </w:r>
+            <w:r>
+              <w:rPr>
+                <w:sz w:val="20"/>
+              </w:rPr>
+              <w:t xml:space="preserve">, nombre y apellido; </w:t>
             </w:r>
             <w:r>
               <w:rPr>
                 <w:b/>
                 <w:sz w:val="20"/>
               </w:rPr>
-              <w:t>DNI</w:t>
-            </w:r>
-            <w:r>
-              <w:rPr>
-                <w:sz w:val="20"/>
-              </w:rPr>
-              <w:t xml:space="preserve">, número </w:t>
-            </w:r>
-            <w:r>
-              <w:rPr>
-                <w:rFonts w:ascii="Consolas" w:eastAsia="Consolas" w:hAnsi="Consolas"/>
-                <w:sz w:val="18"/>
-              </w:rPr>
-              <w:t>12345678</w:t>
-            </w:r>
-            <w:r>
-              <w:rPr>
-                <w:sz w:val="20"/>
-              </w:rPr>
-              <w:t xml:space="preserve">, nombre y apellido; </w:t>
-            </w:r>
-            <w:r>
-              <w:rPr>
-                <w:b/>
-                <w:sz w:val="20"/>
-              </w:rPr>
-              <w:t>Guardar</w:t>
+              <w:t xml:space="preserve">Guardar</w:t>
             </w:r>
           </w:p>
         </w:tc>
@@ -13516,7 +13516,7 @@
               <w:rPr>
                 <w:sz w:val="20"/>
               </w:rPr>
-              <w:t>Mensaje «Cliente CLI-900 registrado» y aparece en la lista</w:t>
+              <w:t xml:space="preserve">Mensaje «Cliente CLI-… registrado» con el código que asignó el sistema (anótelo: se usa en B10 y B12); aparece en la lista</w:t>
             </w:r>
           </w:p>
         </w:tc>
@@ -13648,27 +13648,20 @@
               <w:rPr>
                 <w:sz w:val="20"/>
               </w:rPr>
-              <w:t xml:space="preserve">Repetir con el </w:t>
+              <w:t xml:space="preserve">Abrir </w:t>
             </w:r>
             <w:r>
               <w:rPr>
                 <w:b/>
                 <w:sz w:val="20"/>
               </w:rPr>
-              <w:t>mismo código</w:t>
-            </w:r>
-            <w:r>
-              <w:rPr>
-                <w:sz w:val="20"/>
-              </w:rPr>
-              <w:t xml:space="preserve"> </w:t>
-            </w:r>
-            <w:r>
-              <w:rPr>
-                <w:rFonts w:ascii="Consolas" w:eastAsia="Consolas" w:hAnsi="Consolas"/>
-                <w:sz w:val="18"/>
-              </w:rPr>
-              <w:t>CLI-900</w:t>
+              <w:t xml:space="preserve">Editar</w:t>
+            </w:r>
+            <w:r>
+              <w:rPr>
+                <w:sz w:val="20"/>
+              </w:rPr>
+              <w:t xml:space="preserve"> del cliente creado en B4</w:t>
             </w:r>
           </w:p>
         </w:tc>
@@ -13685,7 +13678,20 @@
               <w:rPr>
                 <w:sz w:val="20"/>
               </w:rPr>
-              <w:t>Mensaje del servidor «Ya existe un cliente con el código…» (cuadro rojo)</w:t>
+              <w:t xml:space="preserve">El </w:t>
+            </w:r>
+            <w:r>
+              <w:rPr>
+                <w:b/>
+                <w:sz w:val="20"/>
+              </w:rPr>
+              <w:t xml:space="preserve">Código</w:t>
+            </w:r>
+            <w:r>
+              <w:rPr>
+                <w:sz w:val="20"/>
+              </w:rPr>
+              <w:t xml:space="preserve"> se muestra con su valor (CLI-…) y la caja no se puede editar</w:t>
             </w:r>
           </w:p>
         </w:tc>
@@ -13746,13 +13752,7 @@
                 <w:b/>
                 <w:sz w:val="20"/>
               </w:rPr>
-              <w:t>mismo DNI</w:t>
-            </w:r>
-            <w:r>
-              <w:rPr>
-                <w:sz w:val="20"/>
-              </w:rPr>
-              <w:t xml:space="preserve"> y otro código</w:t>
+              <w:t xml:space="preserve">mismo DNI</w:t>
             </w:r>
           </w:p>
         </w:tc>
@@ -13768,7 +13768,7 @@
               <w:rPr>
                 <w:sz w:val="20"/>
               </w:rPr>
-              <w:t>Mensaje «Ya existe un cliente con DNI 12345678»</w:t>
+              <w:t xml:space="preserve">Mensaje «Ya existe un cliente con DNI 12345678»</w:t>
             </w:r>
           </w:p>
         </w:tc>
@@ -13986,7 +13986,7 @@
               <w:rPr>
                 <w:sz w:val="20"/>
               </w:rPr>
-              <w:t>En la lista de clientes buscar «900»</w:t>
+              <w:t xml:space="preserve">En la lista de clientes buscar el número del código asignado en B4 (por ejemplo «0001» si fue CLI-0001)</w:t>
             </w:r>
           </w:p>
         </w:tc>
@@ -14003,7 +14003,7 @@
               <w:rPr>
                 <w:sz w:val="20"/>
               </w:rPr>
-              <w:t>Se filtra tras una breve pausa y muestra solo CLI-900</w:t>
+              <w:t xml:space="preserve">Se filtra tras una breve pausa y muestra ese cliente</w:t>
             </w:r>
           </w:p>
         </w:tc>
@@ -14136,20 +14136,20 @@
                 <w:b/>
                 <w:sz w:val="20"/>
               </w:rPr>
-              <w:t>Contratos → Nuevo contrato</w:t>
-            </w:r>
-            <w:r>
-              <w:rPr>
-                <w:sz w:val="20"/>
-              </w:rPr>
-              <w:t xml:space="preserve">: cliente CLI-900, un local </w:t>
+              <w:t xml:space="preserve">Contratos → Nuevo contrato</w:t>
+            </w:r>
+            <w:r>
+              <w:rPr>
+                <w:sz w:val="20"/>
+              </w:rPr>
+              <w:t xml:space="preserve">: el cliente creado en B4, un local </w:t>
             </w:r>
             <w:r>
               <w:rPr>
                 <w:b/>
                 <w:sz w:val="20"/>
               </w:rPr>
-              <w:t>disponible</w:t>
+              <w:t xml:space="preserve">disponible</w:t>
             </w:r>
             <w:r>
               <w:rPr>
@@ -14179,7 +14179,7 @@
                 <w:b/>
                 <w:sz w:val="20"/>
               </w:rPr>
-              <w:t>S/ 1,600.00</w:t>
+              <w:t xml:space="preserve">S/ 1,600.00</w:t>
             </w:r>
             <w:r>
               <w:rPr>
@@ -14192,7 +14192,7 @@
                 <w:b/>
                 <w:sz w:val="20"/>
               </w:rPr>
-              <w:t>12 meses</w:t>
+              <w:t xml:space="preserve">12 meses</w:t>
             </w:r>
             <w:r>
               <w:rPr>
@@ -14205,13 +14205,13 @@
                 <w:b/>
                 <w:sz w:val="20"/>
               </w:rPr>
-              <w:t>S/ 19,200.00</w:t>
-            </w:r>
-            <w:r>
-              <w:rPr>
-                <w:sz w:val="20"/>
-              </w:rPr>
-              <w:t>; la fecha de fin se calcula sola</w:t>
+              <w:t xml:space="preserve">S/ 19,200.00</w:t>
+            </w:r>
+            <w:r>
+              <w:rPr>
+                <w:sz w:val="20"/>
+              </w:rPr>
+              <w:t xml:space="preserve">; la fecha de fin se calcula sola</w:t>
             </w:r>
           </w:p>
         </w:tc>
@@ -14407,6 +14407,385 @@
                 <w:sz w:val="20"/>
               </w:rPr>
               <w:t xml:space="preserve"> (LOC-012) aparece desactivado</w:t>
+            </w:r>
+          </w:p>
+        </w:tc>
+        <w:tc>
+          <w:tcPr>
+            <w:tcW w:w="567" w:type="dxa"/>
+            <w:shd w:val="clear" w:color="auto" w:fill="F3F7FA"/>
+          </w:tcPr>
+          <w:p>
+            <w:pPr>
+              <w:spacing w:after="40"/>
+            </w:pPr>
+            <w:r>
+              <w:rPr>
+                <w:sz w:val="20"/>
+              </w:rPr>
+              <w:t>☐</w:t>
+            </w:r>
+          </w:p>
+        </w:tc>
+      </w:tr>
+      <w:tr>
+        <w:trPr>
+          <w:jc w:val="center"/>
+        </w:trPr>
+        <w:tc>
+          <w:tcPr>
+            <w:tcW w:w="624" w:type="dxa"/>
+            <w:shd w:val="clear" w:color="auto" w:fill="F3F7FA"/>
+          </w:tcPr>
+          <w:p>
+            <w:pPr>
+              <w:spacing w:after="40"/>
+            </w:pPr>
+            <w:r>
+              <w:rPr>
+                <w:sz w:val="20"/>
+              </w:rPr>
+              <w:t>B15</w:t>
+            </w:r>
+          </w:p>
+        </w:tc>
+        <w:tc>
+          <w:tcPr>
+            <w:tcW w:w="3798" w:type="dxa"/>
+            <w:shd w:val="clear" w:color="auto" w:fill="F3F7FA"/>
+          </w:tcPr>
+          <w:p>
+            <w:pPr>
+              <w:spacing w:after="40"/>
+            </w:pPr>
+            <w:r>
+              <w:rPr>
+                <w:b/>
+                <w:sz w:val="20"/>
+              </w:rPr>
+              <w:t xml:space="preserve">Clientes → Nuevo cliente</w:t>
+            </w:r>
+            <w:r>
+              <w:rPr>
+                <w:sz w:val="20"/>
+              </w:rPr>
+              <w:t xml:space="preserve">: escribir un nombre y, sin guardar, pulsar otra opción del menú (por ejemplo </w:t>
+            </w:r>
+            <w:r>
+              <w:rPr>
+                <w:b/>
+                <w:sz w:val="20"/>
+              </w:rPr>
+              <w:t xml:space="preserve">Contratos</w:t>
+            </w:r>
+            <w:r>
+              <w:rPr>
+                <w:sz w:val="20"/>
+              </w:rPr>
+              <w:t xml:space="preserve">)</w:t>
+            </w:r>
+          </w:p>
+        </w:tc>
+        <w:tc>
+          <w:tcPr>
+            <w:tcW w:w="4082" w:type="dxa"/>
+            <w:shd w:val="clear" w:color="auto" w:fill="F3F7FA"/>
+          </w:tcPr>
+          <w:p>
+            <w:pPr>
+              <w:spacing w:after="40"/>
+            </w:pPr>
+            <w:r>
+              <w:rPr>
+                <w:sz w:val="20"/>
+              </w:rPr>
+              <w:t xml:space="preserve">Aparece la ventana «Salir sin guardar» que pregunta si desea salir sin guardar los cambios, con los botones </w:t>
+            </w:r>
+            <w:r>
+              <w:rPr>
+                <w:b/>
+                <w:sz w:val="20"/>
+              </w:rPr>
+              <w:t xml:space="preserve">Sí</w:t>
+            </w:r>
+            <w:r>
+              <w:rPr>
+                <w:sz w:val="20"/>
+              </w:rPr>
+              <w:t xml:space="preserve"> y </w:t>
+            </w:r>
+            <w:r>
+              <w:rPr>
+                <w:b/>
+                <w:sz w:val="20"/>
+              </w:rPr>
+              <w:t xml:space="preserve">No</w:t>
+            </w:r>
+          </w:p>
+        </w:tc>
+        <w:tc>
+          <w:tcPr>
+            <w:tcW w:w="567" w:type="dxa"/>
+            <w:shd w:val="clear" w:color="auto" w:fill="F3F7FA"/>
+          </w:tcPr>
+          <w:p>
+            <w:pPr>
+              <w:spacing w:after="40"/>
+            </w:pPr>
+            <w:r>
+              <w:rPr>
+                <w:sz w:val="20"/>
+              </w:rPr>
+              <w:t>☐</w:t>
+            </w:r>
+          </w:p>
+        </w:tc>
+      </w:tr>
+      <w:tr>
+        <w:trPr>
+          <w:jc w:val="center"/>
+        </w:trPr>
+        <w:tc>
+          <w:tcPr>
+            <w:tcW w:w="624" w:type="dxa"/>
+            <w:shd w:val="clear" w:color="auto" w:fill="F3F7FA"/>
+          </w:tcPr>
+          <w:p>
+            <w:pPr>
+              <w:spacing w:after="40"/>
+            </w:pPr>
+            <w:r>
+              <w:rPr>
+                <w:sz w:val="20"/>
+              </w:rPr>
+              <w:t>B16</w:t>
+            </w:r>
+          </w:p>
+        </w:tc>
+        <w:tc>
+          <w:tcPr>
+            <w:tcW w:w="3798" w:type="dxa"/>
+            <w:shd w:val="clear" w:color="auto" w:fill="F3F7FA"/>
+          </w:tcPr>
+          <w:p>
+            <w:pPr>
+              <w:spacing w:after="40"/>
+            </w:pPr>
+            <w:r>
+              <w:rPr>
+                <w:sz w:val="20"/>
+              </w:rPr>
+              <w:t xml:space="preserve">En esa ventana pulsar </w:t>
+            </w:r>
+            <w:r>
+              <w:rPr>
+                <w:b/>
+                <w:sz w:val="20"/>
+              </w:rPr>
+              <w:t xml:space="preserve">No</w:t>
+            </w:r>
+            <w:r>
+              <w:rPr>
+                <w:sz w:val="20"/>
+              </w:rPr>
+              <w:t xml:space="preserve"> (o la </w:t>
+            </w:r>
+            <w:r>
+              <w:rPr>
+                <w:b/>
+                <w:sz w:val="20"/>
+              </w:rPr>
+              <w:t xml:space="preserve">X</w:t>
+            </w:r>
+            <w:r>
+              <w:rPr>
+                <w:sz w:val="20"/>
+              </w:rPr>
+              <w:t xml:space="preserve">)</w:t>
+            </w:r>
+          </w:p>
+        </w:tc>
+        <w:tc>
+          <w:tcPr>
+            <w:tcW w:w="4082" w:type="dxa"/>
+            <w:shd w:val="clear" w:color="auto" w:fill="F3F7FA"/>
+          </w:tcPr>
+          <w:p>
+            <w:pPr>
+              <w:spacing w:after="40"/>
+            </w:pPr>
+            <w:r>
+              <w:rPr>
+                <w:sz w:val="20"/>
+              </w:rPr>
+              <w:t xml:space="preserve">La ventana se cierra y se queda en el formulario con lo que escribió</w:t>
+            </w:r>
+          </w:p>
+        </w:tc>
+        <w:tc>
+          <w:tcPr>
+            <w:tcW w:w="567" w:type="dxa"/>
+            <w:shd w:val="clear" w:color="auto" w:fill="F3F7FA"/>
+          </w:tcPr>
+          <w:p>
+            <w:pPr>
+              <w:spacing w:after="40"/>
+            </w:pPr>
+            <w:r>
+              <w:rPr>
+                <w:sz w:val="20"/>
+              </w:rPr>
+              <w:t>☐</w:t>
+            </w:r>
+          </w:p>
+        </w:tc>
+      </w:tr>
+      <w:tr>
+        <w:trPr>
+          <w:jc w:val="center"/>
+        </w:trPr>
+        <w:tc>
+          <w:tcPr>
+            <w:tcW w:w="624" w:type="dxa"/>
+            <w:shd w:val="clear" w:color="auto" w:fill="F3F7FA"/>
+          </w:tcPr>
+          <w:p>
+            <w:pPr>
+              <w:spacing w:after="40"/>
+            </w:pPr>
+            <w:r>
+              <w:rPr>
+                <w:sz w:val="20"/>
+              </w:rPr>
+              <w:t>B17</w:t>
+            </w:r>
+          </w:p>
+        </w:tc>
+        <w:tc>
+          <w:tcPr>
+            <w:tcW w:w="3798" w:type="dxa"/>
+            <w:shd w:val="clear" w:color="auto" w:fill="F3F7FA"/>
+          </w:tcPr>
+          <w:p>
+            <w:pPr>
+              <w:spacing w:after="40"/>
+            </w:pPr>
+            <w:r>
+              <w:rPr>
+                <w:sz w:val="20"/>
+              </w:rPr>
+              <w:t xml:space="preserve">Volver a pulsar otra opción del menú y elegir </w:t>
+            </w:r>
+            <w:r>
+              <w:rPr>
+                <w:b/>
+                <w:sz w:val="20"/>
+              </w:rPr>
+              <w:t xml:space="preserve">Sí</w:t>
+            </w:r>
+          </w:p>
+        </w:tc>
+        <w:tc>
+          <w:tcPr>
+            <w:tcW w:w="4082" w:type="dxa"/>
+            <w:shd w:val="clear" w:color="auto" w:fill="F3F7FA"/>
+          </w:tcPr>
+          <w:p>
+            <w:pPr>
+              <w:spacing w:after="40"/>
+            </w:pPr>
+            <w:r>
+              <w:rPr>
+                <w:sz w:val="20"/>
+              </w:rPr>
+              <w:t xml:space="preserve">Va a la opción elegida y el cliente no se guarda</w:t>
+            </w:r>
+          </w:p>
+        </w:tc>
+        <w:tc>
+          <w:tcPr>
+            <w:tcW w:w="567" w:type="dxa"/>
+            <w:shd w:val="clear" w:color="auto" w:fill="F3F7FA"/>
+          </w:tcPr>
+          <w:p>
+            <w:pPr>
+              <w:spacing w:after="40"/>
+            </w:pPr>
+            <w:r>
+              <w:rPr>
+                <w:sz w:val="20"/>
+              </w:rPr>
+              <w:t>☐</w:t>
+            </w:r>
+          </w:p>
+        </w:tc>
+      </w:tr>
+      <w:tr>
+        <w:trPr>
+          <w:jc w:val="center"/>
+        </w:trPr>
+        <w:tc>
+          <w:tcPr>
+            <w:tcW w:w="624" w:type="dxa"/>
+            <w:shd w:val="clear" w:color="auto" w:fill="F3F7FA"/>
+          </w:tcPr>
+          <w:p>
+            <w:pPr>
+              <w:spacing w:after="40"/>
+            </w:pPr>
+            <w:r>
+              <w:rPr>
+                <w:sz w:val="20"/>
+              </w:rPr>
+              <w:t>B18</w:t>
+            </w:r>
+          </w:p>
+        </w:tc>
+        <w:tc>
+          <w:tcPr>
+            <w:tcW w:w="3798" w:type="dxa"/>
+            <w:shd w:val="clear" w:color="auto" w:fill="F3F7FA"/>
+          </w:tcPr>
+          <w:p>
+            <w:pPr>
+              <w:spacing w:after="40"/>
+            </w:pPr>
+            <w:r>
+              <w:rPr>
+                <w:b/>
+                <w:sz w:val="20"/>
+              </w:rPr>
+              <w:t xml:space="preserve">Clientes → Editar</w:t>
+            </w:r>
+            <w:r>
+              <w:rPr>
+                <w:sz w:val="20"/>
+              </w:rPr>
+              <w:t xml:space="preserve"> un cliente, no cambiar nada y pulsar </w:t>
+            </w:r>
+            <w:r>
+              <w:rPr>
+                <w:b/>
+                <w:sz w:val="20"/>
+              </w:rPr>
+              <w:t xml:space="preserve">Cancelar</w:t>
+            </w:r>
+          </w:p>
+        </w:tc>
+        <w:tc>
+          <w:tcPr>
+            <w:tcW w:w="4082" w:type="dxa"/>
+            <w:shd w:val="clear" w:color="auto" w:fill="F3F7FA"/>
+          </w:tcPr>
+          <w:p>
+            <w:pPr>
+              <w:spacing w:after="40"/>
+            </w:pPr>
+            <w:r>
+              <w:rPr>
+                <w:sz w:val="20"/>
+              </w:rPr>
+              <w:t xml:space="preserve">Sale sin preguntar nada</w:t>
             </w:r>
           </w:p>
         </w:tc>
@@ -15249,7 +15628,7 @@
                 <w:b/>
                 <w:sz w:val="20"/>
               </w:rPr>
-              <w:t>Locales → Nuevo local</w:t>
+              <w:t xml:space="preserve">Locales → Nuevo local</w:t>
             </w:r>
             <w:r>
               <w:rPr>
@@ -15272,14 +15651,14 @@
               <w:rPr>
                 <w:sz w:val="20"/>
               </w:rPr>
-              <w:t xml:space="preserve">Se crea en estado </w:t>
+              <w:t xml:space="preserve">Se crea con un código LOC-… asignado por el sistema y en estado </w:t>
             </w:r>
             <w:r>
               <w:rPr>
                 <w:i/>
                 <w:sz w:val="20"/>
               </w:rPr>
-              <w:t>Disponible</w:t>
+              <w:t xml:space="preserve">Disponible</w:t>
             </w:r>
           </w:p>
         </w:tc>
@@ -15555,7 +15934,7 @@
                 <w:b/>
                 <w:sz w:val="20"/>
               </w:rPr>
-              <w:t>Empresas → Nueva empresa</w:t>
+              <w:t xml:space="preserve">Empresas → Nueva empresa</w:t>
             </w:r>
             <w:r>
               <w:rPr>
@@ -15568,7 +15947,7 @@
                 <w:rFonts w:ascii="Consolas" w:eastAsia="Consolas" w:hAnsi="Consolas"/>
                 <w:sz w:val="18"/>
               </w:rPr>
-              <w:t>123</w:t>
+              <w:t xml:space="preserve">123</w:t>
             </w:r>
           </w:p>
         </w:tc>
@@ -15585,7 +15964,165 @@
               <w:rPr>
                 <w:sz w:val="20"/>
               </w:rPr>
-              <w:t>Error de formato del RUC; con 11 dígitos que empiecen con 20, se crea</w:t>
+              <w:t xml:space="preserve">Error de formato del RUC; con 11 dígitos que empiecen con 20, se crea con un código EMP-… asignado por el sistema</w:t>
+            </w:r>
+          </w:p>
+        </w:tc>
+        <w:tc>
+          <w:tcPr>
+            <w:tcW w:w="567" w:type="dxa"/>
+            <w:shd w:val="clear" w:color="auto" w:fill="F3F7FA"/>
+          </w:tcPr>
+          <w:p>
+            <w:pPr>
+              <w:spacing w:after="40"/>
+            </w:pPr>
+            <w:r>
+              <w:rPr>
+                <w:sz w:val="20"/>
+              </w:rPr>
+              <w:t>☐</w:t>
+            </w:r>
+          </w:p>
+        </w:tc>
+      </w:tr>
+      <w:tr>
+        <w:trPr>
+          <w:jc w:val="center"/>
+        </w:trPr>
+        <w:tc>
+          <w:tcPr>
+            <w:tcW w:w="624" w:type="dxa"/>
+            <w:shd w:val="clear" w:color="auto" w:fill="F3F7FA"/>
+          </w:tcPr>
+          <w:p>
+            <w:pPr>
+              <w:spacing w:after="40"/>
+            </w:pPr>
+            <w:r>
+              <w:rPr>
+                <w:sz w:val="20"/>
+              </w:rPr>
+              <w:t>C13</w:t>
+            </w:r>
+          </w:p>
+        </w:tc>
+        <w:tc>
+          <w:tcPr>
+            <w:tcW w:w="3798" w:type="dxa"/>
+            <w:shd w:val="clear" w:color="auto" w:fill="F3F7FA"/>
+          </w:tcPr>
+          <w:p>
+            <w:pPr>
+              <w:spacing w:after="40"/>
+            </w:pPr>
+            <w:r>
+              <w:rPr>
+                <w:b/>
+                <w:sz w:val="20"/>
+              </w:rPr>
+              <w:t xml:space="preserve">Empresas</w:t>
+            </w:r>
+            <w:r>
+              <w:rPr>
+                <w:sz w:val="20"/>
+              </w:rPr>
+              <w:t xml:space="preserve">, </w:t>
+            </w:r>
+            <w:r>
+              <w:rPr>
+                <w:b/>
+                <w:sz w:val="20"/>
+              </w:rPr>
+              <w:t xml:space="preserve">Locales</w:t>
+            </w:r>
+            <w:r>
+              <w:rPr>
+                <w:sz w:val="20"/>
+              </w:rPr>
+              <w:t xml:space="preserve"> y </w:t>
+            </w:r>
+            <w:r>
+              <w:rPr>
+                <w:b/>
+                <w:sz w:val="20"/>
+              </w:rPr>
+              <w:t xml:space="preserve">Contratos</w:t>
+            </w:r>
+            <w:r>
+              <w:rPr>
+                <w:sz w:val="20"/>
+              </w:rPr>
+              <w:t xml:space="preserve"> (nuevo o editar): cambiar un dato y pulsar </w:t>
+            </w:r>
+            <w:r>
+              <w:rPr>
+                <w:b/>
+                <w:sz w:val="20"/>
+              </w:rPr>
+              <w:t xml:space="preserve">Cancelar</w:t>
+            </w:r>
+            <w:r>
+              <w:rPr>
+                <w:sz w:val="20"/>
+              </w:rPr>
+              <w:t xml:space="preserve"> u otra opción del menú</w:t>
+            </w:r>
+          </w:p>
+        </w:tc>
+        <w:tc>
+          <w:tcPr>
+            <w:tcW w:w="4082" w:type="dxa"/>
+            <w:shd w:val="clear" w:color="auto" w:fill="F3F7FA"/>
+          </w:tcPr>
+          <w:p>
+            <w:pPr>
+              <w:spacing w:after="40"/>
+            </w:pPr>
+            <w:r>
+              <w:rPr>
+                <w:sz w:val="20"/>
+              </w:rPr>
+              <w:t xml:space="preserve">Aparece la misma ventana «Salir sin guardar» con </w:t>
+            </w:r>
+            <w:r>
+              <w:rPr>
+                <w:b/>
+                <w:sz w:val="20"/>
+              </w:rPr>
+              <w:t xml:space="preserve">Sí</w:t>
+            </w:r>
+            <w:r>
+              <w:rPr>
+                <w:sz w:val="20"/>
+              </w:rPr>
+              <w:t xml:space="preserve"> y </w:t>
+            </w:r>
+            <w:r>
+              <w:rPr>
+                <w:b/>
+                <w:sz w:val="20"/>
+              </w:rPr>
+              <w:t xml:space="preserve">No</w:t>
+            </w:r>
+            <w:r>
+              <w:rPr>
+                <w:sz w:val="20"/>
+              </w:rPr>
+              <w:t xml:space="preserve">; después de </w:t>
+            </w:r>
+            <w:r>
+              <w:rPr>
+                <w:b/>
+                <w:sz w:val="20"/>
+              </w:rPr>
+              <w:t xml:space="preserve">Guardar</w:t>
+            </w:r>
+            <w:r>
+              <w:rPr>
+                <w:sz w:val="20"/>
+              </w:rPr>
+              <w:t xml:space="preserve"> correctamente ya no pregunta</w:t>
             </w:r>
           </w:p>
         </w:tc>
